--- a/web_multi/lab5/laboratorio 5.docx
+++ b/web_multi/lab5/laboratorio 5.docx
@@ -542,7 +542,7 @@
               </mc:Choice>
               <mc:Fallback>
                 <w:pict>
-                  <v:rect w14:anchorId="30301556" id="Rettangolo 9" o:spid="_x0000_s1026" style="position:absolute;margin-left:0;margin-top:0;width:10.1pt;height:222.3pt;z-index:251672576;visibility:visible;mso-wrap-style:square;mso-width-percent:20;mso-height-percent:325;mso-left-percent:1015;mso-top-percent:700;mso-wrap-distance-left:9pt;mso-wrap-distance-top:0;mso-wrap-distance-right:9pt;mso-wrap-distance-bottom:0;mso-position-horizontal-relative:margin;mso-position-vertical-relative:margin;mso-width-percent:20;mso-height-percent:325;mso-left-percent:1015;mso-top-percent:700;mso-width-relative:margin;mso-height-relative:margin;v-text-anchor:top" o:gfxdata="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" fillcolor="#d1282e [3215]" stroked="f">
+                  <v:rect w14:anchorId="6EFB28E0" id="Rettangolo 9" o:spid="_x0000_s1026" style="position:absolute;margin-left:0;margin-top:0;width:10.1pt;height:222.3pt;z-index:251672576;visibility:visible;mso-wrap-style:square;mso-width-percent:20;mso-height-percent:325;mso-left-percent:1015;mso-top-percent:700;mso-wrap-distance-left:9pt;mso-wrap-distance-top:0;mso-wrap-distance-right:9pt;mso-wrap-distance-bottom:0;mso-position-horizontal-relative:margin;mso-position-vertical-relative:margin;mso-width-percent:20;mso-height-percent:325;mso-left-percent:1015;mso-top-percent:700;mso-width-relative:margin;mso-height-relative:margin;v-text-anchor:top" o:gfxdata="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" fillcolor="#d1282e [3215]" stroked="f">
                     <w10:wrap anchorx="margin" anchory="margin"/>
                   </v:rect>
                 </w:pict>
@@ -642,7 +642,7 @@
               </mc:Choice>
               <mc:Fallback>
                 <w:pict>
-                  <v:rect w14:anchorId="5D89E7D7" id="Rettangolo 8" o:spid="_x0000_s1026" style="position:absolute;margin-left:0;margin-top:0;width:10.1pt;height:495.9pt;z-index:251671552;visibility:visible;mso-wrap-style:square;mso-width-percent:20;mso-height-percent:725;mso-left-percent:1015;mso-top-percent:-25;mso-wrap-distance-left:9pt;mso-wrap-distance-top:0;mso-wrap-distance-right:9pt;mso-wrap-distance-bottom:0;mso-position-horizontal-relative:margin;mso-position-vertical-relative:margin;mso-width-percent:20;mso-height-percent:725;mso-left-percent:1015;mso-top-percent:-25;mso-width-relative:margin;mso-height-relative:margin;v-text-anchor:top" o:gfxdata="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" fillcolor="black [3213]" stroked="f">
+                  <v:rect w14:anchorId="5D20FA65" id="Rettangolo 8" o:spid="_x0000_s1026" style="position:absolute;margin-left:0;margin-top:0;width:10.1pt;height:495.9pt;z-index:251671552;visibility:visible;mso-wrap-style:square;mso-width-percent:20;mso-height-percent:725;mso-left-percent:1015;mso-top-percent:-25;mso-wrap-distance-left:9pt;mso-wrap-distance-top:0;mso-wrap-distance-right:9pt;mso-wrap-distance-bottom:0;mso-position-horizontal-relative:margin;mso-position-vertical-relative:margin;mso-width-percent:20;mso-height-percent:725;mso-left-percent:1015;mso-top-percent:-25;mso-width-relative:margin;mso-height-relative:margin;v-text-anchor:top" o:gfxdata="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" fillcolor="black [3213]" stroked="f">
                     <w10:wrap anchorx="margin" anchory="margin"/>
                   </v:rect>
                 </w:pict>
@@ -724,7 +724,7 @@
               </mc:Choice>
               <mc:Fallback>
                 <w:pict>
-                  <v:rect w14:anchorId="2573C679" id="Rettangolo 4" o:spid="_x0000_s1026" style="position:absolute;margin-left:0;margin-top:0;width:538.55pt;height:718.2pt;z-index:251670528;visibility:visible;mso-wrap-style:square;mso-width-percent:1070;mso-height-percent:1050;mso-wrap-distance-left:9pt;mso-wrap-distance-top:0;mso-wrap-distance-right:9pt;mso-wrap-distance-bottom:0;mso-position-horizontal:center;mso-position-horizontal-relative:margin;mso-position-vertical:center;mso-position-vertical-relative:margin;mso-width-percent:1070;mso-height-percent:1050;mso-width-relative:margin;mso-height-relative:margin;v-text-anchor:top" o:gfxdata="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" filled="f" strokecolor="black [3213]">
+                  <v:rect w14:anchorId="247296FF" id="Rettangolo 4" o:spid="_x0000_s1026" style="position:absolute;margin-left:0;margin-top:0;width:538.55pt;height:718.2pt;z-index:251670528;visibility:visible;mso-wrap-style:square;mso-width-percent:1070;mso-height-percent:1050;mso-wrap-distance-left:9pt;mso-wrap-distance-top:0;mso-wrap-distance-right:9pt;mso-wrap-distance-bottom:0;mso-position-horizontal:center;mso-position-horizontal-relative:margin;mso-position-vertical:center;mso-position-vertical-relative:margin;mso-width-percent:1070;mso-height-percent:1050;mso-width-relative:margin;mso-height-relative:margin;v-text-anchor:top" o:gfxdata="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" filled="f" strokecolor="black [3213]">
                     <w10:wrap anchorx="margin" anchory="margin"/>
                   </v:rect>
                 </w:pict>
@@ -2309,6 +2309,11 @@
       </w:r>
     </w:p>
     <w:p>
+      <w:r>
+        <w:t xml:space="preserve">Successivamente abbiamo aggiunto un altro effetto, un box a larghezza variabile in base alla posizione del cursore del mouse. </w:t>
+      </w:r>
+    </w:p>
+    <w:p>
       <w:pPr>
         <w:rPr>
           <w:rFonts w:ascii="Consolas" w:hAnsi="Consolas"/>
@@ -2414,8 +2419,310 @@
         </w:drawing>
       </w:r>
     </w:p>
+    <w:p>
+      <w:pPr>
+        <w:rPr>
+          <w:rFonts w:ascii="Consolas" w:hAnsi="Consolas"/>
+        </w:rPr>
+      </w:pPr>
+    </w:p>
+    <w:p>
+      <w:pPr>
+        <w:pStyle w:val="Titolo1"/>
+      </w:pPr>
+      <w:r>
+        <w:t>step 10</w:t>
+      </w:r>
+    </w:p>
+    <w:p>
+      <w:r>
+        <w:t xml:space="preserve">In questo step andremo a scaricare un nuovo font, </w:t>
+      </w:r>
+      <w:proofErr w:type="spellStart"/>
+      <w:r>
+        <w:t>Kingthings</w:t>
+      </w:r>
+      <w:proofErr w:type="spellEnd"/>
+      <w:r>
+        <w:t xml:space="preserve"> Christmas, e lo andremo ad utilizzare per una scritta di esempio che metteremo sotto l’intestazione, tramite l’istruzione &lt;</w:t>
+      </w:r>
+      <w:r>
+        <w:rPr>
+          <w:rFonts w:ascii="Consolas" w:hAnsi="Consolas"/>
+        </w:rPr>
+        <w:t>div&gt;</w:t>
+      </w:r>
+      <w:r>
+        <w:t xml:space="preserve">. </w:t>
+      </w:r>
+    </w:p>
+    <w:p>
+      <w:r>
+        <w:drawing>
+          <wp:inline distT="0" distB="0" distL="0" distR="0" wp14:anchorId="690E9672" wp14:editId="3457B12E">
+            <wp:extent cx="6227445" cy="2626995"/>
+            <wp:effectExtent l="0" t="0" r="1905" b="1905"/>
+            <wp:docPr id="990101792" name="Immagine 1"/>
+            <wp:cNvGraphicFramePr>
+              <a:graphicFrameLocks xmlns:a="http://schemas.openxmlformats.org/drawingml/2006/main" noChangeAspect="1"/>
+            </wp:cNvGraphicFramePr>
+            <a:graphic xmlns:a="http://schemas.openxmlformats.org/drawingml/2006/main">
+              <a:graphicData uri="http://schemas.openxmlformats.org/drawingml/2006/picture">
+                <pic:pic xmlns:pic="http://schemas.openxmlformats.org/drawingml/2006/picture">
+                  <pic:nvPicPr>
+                    <pic:cNvPr id="990101792" name=""/>
+                    <pic:cNvPicPr/>
+                  </pic:nvPicPr>
+                  <pic:blipFill>
+                    <a:blip r:embed="rId21"/>
+                    <a:stretch>
+                      <a:fillRect/>
+                    </a:stretch>
+                  </pic:blipFill>
+                  <pic:spPr>
+                    <a:xfrm>
+                      <a:off x="0" y="0"/>
+                      <a:ext cx="6227445" cy="2626995"/>
+                    </a:xfrm>
+                    <a:prstGeom prst="rect">
+                      <a:avLst/>
+                    </a:prstGeom>
+                  </pic:spPr>
+                </pic:pic>
+              </a:graphicData>
+            </a:graphic>
+          </wp:inline>
+        </w:drawing>
+      </w:r>
+    </w:p>
+    <w:p>
+      <w:pPr>
+        <w:pStyle w:val="Titolo1"/>
+      </w:pPr>
+      <w:r>
+        <w:t>step 11</w:t>
+      </w:r>
+    </w:p>
+    <w:p>
+      <w:r>
+        <w:t>Aggiungiamo un ulteriore effetto; la casella di testo che prima si allargava in base al passaggio del cursore, ora ruota in senso orario di 45 gradi.</w:t>
+      </w:r>
+    </w:p>
+    <w:p/>
+    <w:p>
+      <w:r>
+        <w:lastRenderedPageBreak/>
+        <w:drawing>
+          <wp:inline distT="0" distB="0" distL="0" distR="0" wp14:anchorId="1CF2B225" wp14:editId="4E54AE1A">
+            <wp:extent cx="3180102" cy="3081068"/>
+            <wp:effectExtent l="0" t="0" r="1270" b="5080"/>
+            <wp:docPr id="369109850" name="Immagine 1"/>
+            <wp:cNvGraphicFramePr>
+              <a:graphicFrameLocks xmlns:a="http://schemas.openxmlformats.org/drawingml/2006/main" noChangeAspect="1"/>
+            </wp:cNvGraphicFramePr>
+            <a:graphic xmlns:a="http://schemas.openxmlformats.org/drawingml/2006/main">
+              <a:graphicData uri="http://schemas.openxmlformats.org/drawingml/2006/picture">
+                <pic:pic xmlns:pic="http://schemas.openxmlformats.org/drawingml/2006/picture">
+                  <pic:nvPicPr>
+                    <pic:cNvPr id="369109850" name=""/>
+                    <pic:cNvPicPr/>
+                  </pic:nvPicPr>
+                  <pic:blipFill>
+                    <a:blip r:embed="rId22"/>
+                    <a:stretch>
+                      <a:fillRect/>
+                    </a:stretch>
+                  </pic:blipFill>
+                  <pic:spPr>
+                    <a:xfrm>
+                      <a:off x="0" y="0"/>
+                      <a:ext cx="3190359" cy="3091005"/>
+                    </a:xfrm>
+                    <a:prstGeom prst="rect">
+                      <a:avLst/>
+                    </a:prstGeom>
+                  </pic:spPr>
+                </pic:pic>
+              </a:graphicData>
+            </a:graphic>
+          </wp:inline>
+        </w:drawing>
+      </w:r>
+      <w:r>
+        <w:drawing>
+          <wp:inline distT="0" distB="0" distL="0" distR="0" wp14:anchorId="2AD00FEA" wp14:editId="75EE02A7">
+            <wp:extent cx="2725947" cy="3087730"/>
+            <wp:effectExtent l="0" t="0" r="0" b="0"/>
+            <wp:docPr id="428173604" name="Immagine 1"/>
+            <wp:cNvGraphicFramePr>
+              <a:graphicFrameLocks xmlns:a="http://schemas.openxmlformats.org/drawingml/2006/main" noChangeAspect="1"/>
+            </wp:cNvGraphicFramePr>
+            <a:graphic xmlns:a="http://schemas.openxmlformats.org/drawingml/2006/main">
+              <a:graphicData uri="http://schemas.openxmlformats.org/drawingml/2006/picture">
+                <pic:pic xmlns:pic="http://schemas.openxmlformats.org/drawingml/2006/picture">
+                  <pic:nvPicPr>
+                    <pic:cNvPr id="428173604" name=""/>
+                    <pic:cNvPicPr/>
+                  </pic:nvPicPr>
+                  <pic:blipFill rotWithShape="1">
+                    <a:blip r:embed="rId23"/>
+                    <a:srcRect t="13950" r="14297" b="6774"/>
+                    <a:stretch>
+                      <a:fillRect/>
+                    </a:stretch>
+                  </pic:blipFill>
+                  <pic:spPr bwMode="auto">
+                    <a:xfrm>
+                      <a:off x="0" y="0"/>
+                      <a:ext cx="2726872" cy="3088777"/>
+                    </a:xfrm>
+                    <a:prstGeom prst="rect">
+                      <a:avLst/>
+                    </a:prstGeom>
+                    <a:ln>
+                      <a:noFill/>
+                    </a:ln>
+                    <a:extLst>
+                      <a:ext uri="{53640926-AAD7-44D8-BBD7-CCE9431645EC}">
+                        <a14:shadowObscured xmlns:a14="http://schemas.microsoft.com/office/drawing/2010/main"/>
+                      </a:ext>
+                    </a:extLst>
+                  </pic:spPr>
+                </pic:pic>
+              </a:graphicData>
+            </a:graphic>
+          </wp:inline>
+        </w:drawing>
+      </w:r>
+    </w:p>
+    <w:p>
+      <w:pPr>
+        <w:pStyle w:val="Titolo1"/>
+      </w:pPr>
+      <w:r>
+        <w:t xml:space="preserve">step 12 </w:t>
+      </w:r>
+    </w:p>
+    <w:p>
+      <w:r>
+        <w:t xml:space="preserve">Per concludere aggiungiamo un ultimo effetto; abbiamo la foto di </w:t>
+      </w:r>
+      <w:r>
+        <w:rPr>
+          <w:b/>
+          <w:bCs/>
+        </w:rPr>
+        <w:t>Tim Berners-Lee</w:t>
+      </w:r>
+      <w:r>
+        <w:rPr>
+          <w:b/>
+          <w:bCs/>
+        </w:rPr>
+        <w:t xml:space="preserve">, </w:t>
+      </w:r>
+      <w:r>
+        <w:t>l’inventore del World Wide Web che funge da collegamento alla sua pagina Wikipedia, che a riposo è offuscata ma quando passa sopra il mouse diventa chiara.</w:t>
+      </w:r>
+    </w:p>
+    <w:p/>
+    <w:p>
+      <w:pPr>
+        <w:rPr>
+          <w:u w:val="single"/>
+        </w:rPr>
+      </w:pPr>
+    </w:p>
+    <w:p>
+      <w:pPr>
+        <w:jc w:val="center"/>
+      </w:pPr>
+      <w:r>
+        <w:drawing>
+          <wp:inline distT="0" distB="0" distL="0" distR="0" wp14:anchorId="466166B7" wp14:editId="3DD21BA9">
+            <wp:extent cx="2889849" cy="2714213"/>
+            <wp:effectExtent l="0" t="0" r="6350" b="0"/>
+            <wp:docPr id="1269786897" name="Immagine 1"/>
+            <wp:cNvGraphicFramePr>
+              <a:graphicFrameLocks xmlns:a="http://schemas.openxmlformats.org/drawingml/2006/main" noChangeAspect="1"/>
+            </wp:cNvGraphicFramePr>
+            <a:graphic xmlns:a="http://schemas.openxmlformats.org/drawingml/2006/main">
+              <a:graphicData uri="http://schemas.openxmlformats.org/drawingml/2006/picture">
+                <pic:pic xmlns:pic="http://schemas.openxmlformats.org/drawingml/2006/picture">
+                  <pic:nvPicPr>
+                    <pic:cNvPr id="1269786897" name=""/>
+                    <pic:cNvPicPr/>
+                  </pic:nvPicPr>
+                  <pic:blipFill>
+                    <a:blip r:embed="rId24"/>
+                    <a:stretch>
+                      <a:fillRect/>
+                    </a:stretch>
+                  </pic:blipFill>
+                  <pic:spPr>
+                    <a:xfrm>
+                      <a:off x="0" y="0"/>
+                      <a:ext cx="2892403" cy="2716611"/>
+                    </a:xfrm>
+                    <a:prstGeom prst="rect">
+                      <a:avLst/>
+                    </a:prstGeom>
+                  </pic:spPr>
+                </pic:pic>
+              </a:graphicData>
+            </a:graphic>
+          </wp:inline>
+        </w:drawing>
+      </w:r>
+      <w:r>
+        <w:drawing>
+          <wp:inline distT="0" distB="0" distL="0" distR="0" wp14:anchorId="0A517342" wp14:editId="5D0ADD6C">
+            <wp:extent cx="2889405" cy="2710402"/>
+            <wp:effectExtent l="0" t="0" r="6350" b="0"/>
+            <wp:docPr id="300355307" name="Immagine 1"/>
+            <wp:cNvGraphicFramePr>
+              <a:graphicFrameLocks xmlns:a="http://schemas.openxmlformats.org/drawingml/2006/main" noChangeAspect="1"/>
+            </wp:cNvGraphicFramePr>
+            <a:graphic xmlns:a="http://schemas.openxmlformats.org/drawingml/2006/main">
+              <a:graphicData uri="http://schemas.openxmlformats.org/drawingml/2006/picture">
+                <pic:pic xmlns:pic="http://schemas.openxmlformats.org/drawingml/2006/picture">
+                  <pic:nvPicPr>
+                    <pic:cNvPr id="300355307" name=""/>
+                    <pic:cNvPicPr/>
+                  </pic:nvPicPr>
+                  <pic:blipFill rotWithShape="1">
+                    <a:blip r:embed="rId25"/>
+                    <a:srcRect l="6186" t="27417" r="18911"/>
+                    <a:stretch>
+                      <a:fillRect/>
+                    </a:stretch>
+                  </pic:blipFill>
+                  <pic:spPr bwMode="auto">
+                    <a:xfrm>
+                      <a:off x="0" y="0"/>
+                      <a:ext cx="2899217" cy="2719606"/>
+                    </a:xfrm>
+                    <a:prstGeom prst="rect">
+                      <a:avLst/>
+                    </a:prstGeom>
+                    <a:ln>
+                      <a:noFill/>
+                    </a:ln>
+                    <a:extLst>
+                      <a:ext uri="{53640926-AAD7-44D8-BBD7-CCE9431645EC}">
+                        <a14:shadowObscured xmlns:a14="http://schemas.microsoft.com/office/drawing/2010/main"/>
+                      </a:ext>
+                    </a:extLst>
+                  </pic:spPr>
+                </pic:pic>
+              </a:graphicData>
+            </a:graphic>
+          </wp:inline>
+        </w:drawing>
+      </w:r>
+    </w:p>
     <w:sectPr>
-      <w:footerReference w:type="default" r:id="rId21"/>
+      <w:footerReference w:type="default" r:id="rId26"/>
       <w:pgSz w:w="11907" w:h="16839"/>
       <w:pgMar w:top="1148" w:right="1050" w:bottom="1148" w:left="1050" w:header="709" w:footer="709" w:gutter="0"/>
       <w:pgNumType w:start="0"/>
@@ -2861,7 +3168,7 @@
         </mc:Choice>
         <mc:Fallback>
           <w:pict>
-            <v:rect w14:anchorId="3403593F" id="Rettangolo 4" o:spid="_x0000_s1026" style="position:absolute;margin-left:0;margin-top:0;width:539.25pt;height:717.7pt;z-index:251664384;visibility:visible;mso-wrap-style:square;mso-width-percent:1070;mso-height-percent:1050;mso-wrap-distance-left:9pt;mso-wrap-distance-top:0;mso-wrap-distance-right:9pt;mso-wrap-distance-bottom:0;mso-position-horizontal:center;mso-position-horizontal-relative:margin;mso-position-vertical:center;mso-position-vertical-relative:margin;mso-width-percent:1070;mso-height-percent:1050;mso-width-relative:margin;mso-height-relative:margin;v-text-anchor:top" o:gfxdata="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" filled="f" strokecolor="black [3213]">
+            <v:rect w14:anchorId="68FA076A" id="Rettangolo 4" o:spid="_x0000_s1026" style="position:absolute;margin-left:0;margin-top:0;width:539.25pt;height:717.7pt;z-index:251664384;visibility:visible;mso-wrap-style:square;mso-width-percent:1070;mso-height-percent:1050;mso-wrap-distance-left:9pt;mso-wrap-distance-top:0;mso-wrap-distance-right:9pt;mso-wrap-distance-bottom:0;mso-position-horizontal:center;mso-position-horizontal-relative:margin;mso-position-vertical:center;mso-position-vertical-relative:margin;mso-width-percent:1070;mso-height-percent:1050;mso-width-relative:margin;mso-height-relative:margin;v-text-anchor:top" o:gfxdata="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" filled="f" strokecolor="black [3213]">
               <w10:wrap anchorx="margin" anchory="margin"/>
             </v:rect>
           </w:pict>
@@ -2961,7 +3268,7 @@
         </mc:Choice>
         <mc:Fallback>
           <w:pict>
-            <v:rect w14:anchorId="2820B2C1" id="Rettangolo 8" o:spid="_x0000_s1026" style="position:absolute;margin-left:0;margin-top:0;width:10.1pt;height:495.9pt;z-index:251665408;visibility:visible;mso-wrap-style:square;mso-width-percent:20;mso-height-percent:725;mso-left-percent:1015;mso-top-percent:-25;mso-wrap-distance-left:9pt;mso-wrap-distance-top:0;mso-wrap-distance-right:9pt;mso-wrap-distance-bottom:0;mso-position-horizontal-relative:margin;mso-position-vertical-relative:margin;mso-width-percent:20;mso-height-percent:725;mso-left-percent:1015;mso-top-percent:-25;mso-width-relative:margin;mso-height-relative:margin;v-text-anchor:top" o:gfxdata="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" fillcolor="black [3213]" stroked="f">
+            <v:rect w14:anchorId="49F35172" id="Rettangolo 8" o:spid="_x0000_s1026" style="position:absolute;margin-left:0;margin-top:0;width:10.1pt;height:495.9pt;z-index:251665408;visibility:visible;mso-wrap-style:square;mso-width-percent:20;mso-height-percent:725;mso-left-percent:1015;mso-top-percent:-25;mso-wrap-distance-left:9pt;mso-wrap-distance-top:0;mso-wrap-distance-right:9pt;mso-wrap-distance-bottom:0;mso-position-horizontal-relative:margin;mso-position-vertical-relative:margin;mso-width-percent:20;mso-height-percent:725;mso-left-percent:1015;mso-top-percent:-25;mso-width-relative:margin;mso-height-relative:margin;v-text-anchor:top" o:gfxdata="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" fillcolor="black [3213]" stroked="f">
               <w10:wrap anchorx="margin" anchory="margin"/>
             </v:rect>
           </w:pict>
@@ -3061,7 +3368,7 @@
         </mc:Choice>
         <mc:Fallback>
           <w:pict>
-            <v:rect w14:anchorId="3C4A4B90" id="Rettangolo 9" o:spid="_x0000_s1026" style="position:absolute;margin-left:0;margin-top:0;width:10.1pt;height:222.3pt;z-index:251666432;visibility:visible;mso-wrap-style:square;mso-width-percent:20;mso-height-percent:325;mso-left-percent:1015;mso-top-percent:700;mso-wrap-distance-left:9pt;mso-wrap-distance-top:0;mso-wrap-distance-right:9pt;mso-wrap-distance-bottom:0;mso-position-horizontal-relative:margin;mso-position-vertical-relative:margin;mso-width-percent:20;mso-height-percent:325;mso-left-percent:1015;mso-top-percent:700;mso-width-relative:margin;mso-height-relative:margin;v-text-anchor:top" o:gfxdata="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" fillcolor="#d1282e [3215]" stroked="f">
+            <v:rect w14:anchorId="4A2C21C9" id="Rettangolo 9" o:spid="_x0000_s1026" style="position:absolute;margin-left:0;margin-top:0;width:10.1pt;height:222.3pt;z-index:251666432;visibility:visible;mso-wrap-style:square;mso-width-percent:20;mso-height-percent:325;mso-left-percent:1015;mso-top-percent:700;mso-wrap-distance-left:9pt;mso-wrap-distance-top:0;mso-wrap-distance-right:9pt;mso-wrap-distance-bottom:0;mso-position-horizontal-relative:margin;mso-position-vertical-relative:margin;mso-width-percent:20;mso-height-percent:325;mso-left-percent:1015;mso-top-percent:700;mso-width-relative:margin;mso-height-relative:margin;v-text-anchor:top" o:gfxdata="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" fillcolor="#d1282e [3215]" stroked="f">
               <w10:wrap anchorx="margin" anchory="margin"/>
             </v:rect>
           </w:pict>
@@ -4337,8 +4644,8 @@
     <w:compatSetting w:name="useWord2013TrackBottomHyphenation" w:uri="http://schemas.microsoft.com/office/word" w:val="0"/>
   </w:compat>
   <w:rsids>
-    <w:rsidRoot w:val="009C5B52"/>
-    <w:rsid w:val="009C5B52"/>
+    <w:rsidRoot w:val="0063592D"/>
+    <w:rsid w:val="0063592D"/>
     <w:rsid w:val="00C569BB"/>
   </w:rsids>
   <m:mathPr>
